--- a/word_reports/LP_0227_위치_157_LUV_With Luv.docx
+++ b/word_reports/LP_0227_위치_157_LUV_With Luv.docx
@@ -4,7 +4,7 @@
   <w:body>
     <w:p>
       <w:pPr>
-        <w:spacing w:after="280"/>
+        <w:spacing w:after="80"/>
       </w:pPr>
       <w:r>
         <w:rPr w:rFonts="맑은 고딕">
@@ -13,94 +13,47 @@
           <w:color w:val="1E3A8A"/>
           <w:sz w:val="30"/>
         </w:rPr>
-        <w:t>[157] LUV - With Luv</w:t>
+        <w:t>LUV (루브) - With Luv</w:t>
       </w:r>
     </w:p>
     <w:p>
       <w:pPr>
-        <w:spacing w:after="320"/>
+        <w:spacing w:after="240"/>
       </w:pPr>
       <w:r>
         <w:rPr w:rFonts="맑은 고딕">
           <w:rFonts w:ascii="맑은 고딕" w:hAnsi="맑은 고딕" w:eastAsia="맑은 고딕"/>
           <w:b/>
-          <w:sz w:val="20"/>
+          <w:color w:val="4B5563"/>
+          <w:sz w:val="22"/>
         </w:rPr>
-        <w:t>■ 위치 : 157</w:t>
-        <w:br/>
-      </w:r>
-      <w:r>
-        <w:rPr w:rFonts="맑은 고딕">
-          <w:rFonts w:ascii="맑은 고딕" w:hAnsi="맑은 고딕" w:eastAsia="맑은 고딕"/>
-          <w:b/>
-          <w:sz w:val="20"/>
-        </w:rPr>
-        <w:t>■ 아티스트 : LUV</w:t>
-        <w:br/>
-      </w:r>
-      <w:r>
-        <w:rPr w:rFonts="맑은 고딕">
-          <w:rFonts w:ascii="맑은 고딕" w:hAnsi="맑은 고딕" w:eastAsia="맑은 고딕"/>
-          <w:b/>
-          <w:sz w:val="20"/>
-        </w:rPr>
-        <w:t>■ 앨범명 : With Luv</w:t>
-        <w:br/>
-      </w:r>
-      <w:r>
-        <w:rPr w:rFonts="맑은 고딕">
-          <w:rFonts w:ascii="맑은 고딕" w:hAnsi="맑은 고딕" w:eastAsia="맑은 고딕"/>
-          <w:b w:val="0"/>
-          <w:sz w:val="20"/>
-        </w:rPr>
-        <w:t>■ 음반 레이블 : Philips (필립스)</w:t>
-        <w:br/>
-      </w:r>
-      <w:r>
-        <w:rPr w:rFonts="맑은 고딕">
-          <w:rFonts w:ascii="맑은 고딕" w:hAnsi="맑은 고딕" w:eastAsia="맑은 고딕"/>
-          <w:b w:val="0"/>
-          <w:sz w:val="20"/>
-        </w:rPr>
-        <w:t>■ 발매년도 : 1978</w:t>
-        <w:br/>
-      </w:r>
-      <w:r>
-        <w:rPr w:rFonts="맑은 고딕">
-          <w:rFonts w:ascii="맑은 고딕" w:hAnsi="맑은 고딕" w:eastAsia="맑은 고딕"/>
-          <w:b w:val="0"/>
-          <w:sz w:val="20"/>
-        </w:rPr>
-        <w:t>■ 장르 : 유로팝, 디스코 (Europop, Disco)</w:t>
-        <w:br/>
-      </w:r>
-      <w:r>
-        <w:rPr w:rFonts="맑은 고딕">
-          <w:rFonts w:ascii="맑은 고딕" w:hAnsi="맑은 고딕" w:eastAsia="맑은 고딕"/>
-          <w:b w:val="0"/>
-          <w:sz w:val="20"/>
-        </w:rPr>
-        <w:t>■ 주요 수록곡 : 1. You're the Greatest Lover</w:t>
-        <w:br/>
+        <w:t>위치 :  157</w:t>
       </w:r>
     </w:p>
     <w:p>
       <w:pPr>
-        <w:spacing w:after="160"/>
+        <w:spacing w:line="324" w:lineRule="auto" w:before="80" w:after="160"/>
       </w:pPr>
       <w:r>
         <w:rPr w:rFonts="맑은 고딕">
           <w:rFonts w:ascii="맑은 고딕" w:hAnsi="맑은 고딕" w:eastAsia="맑은 고딕"/>
           <w:b/>
           <w:color w:val="1F2937"/>
-          <w:sz w:val="24"/>
+          <w:sz w:val="22"/>
         </w:rPr>
-        <w:t>■ 음반 해설 및 감상 가이드</w:t>
+        <w:t xml:space="preserve">[음반 소개] </w:t>
+      </w:r>
+      <w:r>
+        <w:rPr w:rFonts="맑은 고딕">
+          <w:rFonts w:ascii="맑은 고딕" w:hAnsi="맑은 고딕" w:eastAsia="맑은 고딕"/>
+          <w:b w:val="0"/>
+          <w:sz w:val="21"/>
+        </w:rPr>
       </w:r>
     </w:p>
     <w:p>
       <w:pPr>
-        <w:spacing w:line="312" w:lineRule="auto" w:after="120"/>
+        <w:spacing w:line="324" w:lineRule="auto" w:after="120"/>
       </w:pPr>
       <w:r>
         <w:rPr w:rFonts="맑은 고딕">
@@ -108,38 +61,516 @@
           <w:b w:val="0"/>
           <w:sz w:val="21"/>
         </w:rPr>
-        <w:t>1970년대 후반 유로 디스코의 황금기를 풍미한 네덜란드 출신의 여성 3인조 팝 그룹 러브(Luv')가 1978년에 발표한 역사적인 데뷔 앨범 《With Luv'》입니다. 거장 프로듀서 한스 판 헤메르트(Hans van Hemert)의 감각적인 프로듀싱 아래 탄생한 이 음반은 발매 직후 유럽 전역과 라틴 아메리카, 일본 등 글로벌 차트를 석권하며 그들을 단숨에 세계적인 디스코 아이콘의 반열에 올려놓았습니다.</w:t>
+        <w:t>새천년의 문턱을 지나 불어오던 2000년대 초반의 싱그러운 설렘과 낭만을 투명하게 박제해 놓은 보석 같은 음반입니다. 훗날 한국 대중문화계를 빛내게 될 세 소녀의 풋풋한 숨결과 순수한 음악적 열정이 정교한 팝 멜로디의 선율 속에 오롯이 스며있습니다. 시대의 뜨거운 환호성 너머로 짧지만 찬란하게 타올랐던 이 작품은, 아련한 청춘의 잔상을 어루만지며 오늘날까지도 귓가에 우아하고 깊은 울림을 전합니다.</w:t>
       </w:r>
     </w:p>
     <w:p>
       <w:pPr>
-        <w:spacing w:line="312" w:lineRule="auto" w:after="120"/>
+        <w:spacing w:line="324" w:lineRule="auto" w:before="200" w:after="80"/>
       </w:pPr>
+      <w:r>
+        <w:rPr w:rFonts="맑은 고딕">
+          <w:rFonts w:ascii="맑은 고딕" w:hAnsi="맑은 고딕" w:eastAsia="맑은 고딕"/>
+          <w:b/>
+          <w:color w:val="1E3A8A"/>
+          <w:sz w:val="24"/>
+        </w:rPr>
+        <w:t>1. 음반 데이터</w:t>
+      </w:r>
+    </w:p>
+    <w:p>
+      <w:pPr>
+        <w:spacing w:line="324" w:lineRule="auto" w:after="80"/>
+      </w:pPr>
+      <w:r>
+        <w:rPr w:rFonts="맑은 고딕">
+          <w:rFonts w:ascii="맑은 고딕" w:hAnsi="맑은 고딕" w:eastAsia="맑은 고딕"/>
+          <w:b w:val="0"/>
+          <w:color w:val="6B7280"/>
+          <w:sz w:val="21"/>
+        </w:rPr>
+        <w:t xml:space="preserve">· </w:t>
+      </w:r>
+      <w:r>
+        <w:rPr w:rFonts="맑은 고딕">
+          <w:rFonts w:ascii="맑은 고딕" w:hAnsi="맑은 고딕" w:eastAsia="맑은 고딕"/>
+          <w:b/>
+          <w:color w:val="1F2937"/>
+          <w:sz w:val="21"/>
+        </w:rPr>
+        <w:t xml:space="preserve">앨범명: </w:t>
+      </w:r>
       <w:r>
         <w:rPr w:rFonts="맑은 고딕">
           <w:rFonts w:ascii="맑은 고딕" w:hAnsi="맑은 고딕" w:eastAsia="맑은 고딕"/>
           <w:b w:val="0"/>
           <w:sz w:val="21"/>
         </w:rPr>
-        <w:t>본 작에 수록된 음악들은 화려하면서도 정교한 멜로디 라인과 패티 브라드, 호세 호에비, 마르가 샤이데 세 멤버의 경쾌하고 세련된 보컬 하모니가 완벽한 조화를 이룹니다. 세계적인 대히트를 기록한 "You're the Greatest Lover"는 이국적인 스페니시 기타 리프와 매혹적인 후크가 어우러져 당대 유로팝의 정수를 보여주며, 차트 상위권을 장식한 "Trojan Horse"는 웅장한 군악대풍의 스코틀랜드 백파이프 사운드를 디스코 리듬과 결합하여 독창적이고 실험적인 팝 음악의 진수를 선사합니다.</w:t>
+        <w:t>With Luv</w:t>
       </w:r>
     </w:p>
     <w:p>
       <w:pPr>
-        <w:spacing w:line="312" w:lineRule="auto" w:after="120"/>
+        <w:spacing w:line="324" w:lineRule="auto" w:after="80"/>
       </w:pPr>
+      <w:r>
+        <w:rPr w:rFonts="맑은 고딕">
+          <w:rFonts w:ascii="맑은 고딕" w:hAnsi="맑은 고딕" w:eastAsia="맑은 고딕"/>
+          <w:b w:val="0"/>
+          <w:color w:val="6B7280"/>
+          <w:sz w:val="21"/>
+        </w:rPr>
+        <w:t xml:space="preserve">· </w:t>
+      </w:r>
+      <w:r>
+        <w:rPr w:rFonts="맑은 고딕">
+          <w:rFonts w:ascii="맑은 고딕" w:hAnsi="맑은 고딕" w:eastAsia="맑은 고딕"/>
+          <w:b/>
+          <w:color w:val="1F2937"/>
+          <w:sz w:val="21"/>
+        </w:rPr>
+        <w:t xml:space="preserve">아티스트: </w:t>
+      </w:r>
       <w:r>
         <w:rPr w:rFonts="맑은 고딕">
           <w:rFonts w:ascii="맑은 고딕" w:hAnsi="맑은 고딕" w:eastAsia="맑은 고딕"/>
           <w:b w:val="0"/>
           <w:sz w:val="21"/>
         </w:rPr>
-        <w:t>아날로그 LP 스피커를 통해 전해지는 풍부한 브라스 세션과 묵직한 베이스라인, 그리고 특유의 아날로그 신디사이저 질감은 리스너를 1970년대 글램하고 화려했던 레트로 음악의 한가운데로 안내합니다. 단순한 댄스 뮤직을 넘어 유네스코급 디스코 유산으로서의 가치를 지닌 이 음반은 시대를 초월하여 오늘날까지도 수많은 팝 애호가들에게 즐거운 감동과 찬란한 시대적 향수를 안겨주는 명반입니다.</w:t>
+        <w:t>LUV (루브)</w:t>
+      </w:r>
+    </w:p>
+    <w:p>
+      <w:pPr>
+        <w:spacing w:line="324" w:lineRule="auto" w:after="80"/>
+      </w:pPr>
+      <w:r>
+        <w:rPr w:rFonts="맑은 고딕">
+          <w:rFonts w:ascii="맑은 고딕" w:hAnsi="맑은 고딕" w:eastAsia="맑은 고딕"/>
+          <w:b w:val="0"/>
+          <w:color w:val="6B7280"/>
+          <w:sz w:val="21"/>
+        </w:rPr>
+        <w:t xml:space="preserve">· </w:t>
+      </w:r>
+      <w:r>
+        <w:rPr w:rFonts="맑은 고딕">
+          <w:rFonts w:ascii="맑은 고딕" w:hAnsi="맑은 고딕" w:eastAsia="맑은 고딕"/>
+          <w:b/>
+          <w:color w:val="1F2937"/>
+          <w:sz w:val="21"/>
+        </w:rPr>
+        <w:t xml:space="preserve">발매 정보: </w:t>
+      </w:r>
+      <w:r>
+        <w:rPr w:rFonts="맑은 고딕">
+          <w:rFonts w:ascii="맑은 고딕" w:hAnsi="맑은 고딕" w:eastAsia="맑은 고딕"/>
+          <w:b w:val="0"/>
+          <w:sz w:val="21"/>
+        </w:rPr>
+        <w:t>2002년 5월, 당대 한국 대중음악계의 세련된 프로듀싱 역량을 집약하여 정규 1집으로 선보인 작품으로, 틴팝(Teen-pop)의 경쾌함과 서정적인 감성 발라드가 절묘한 균형을 이루고 있는 수작입니다.</w:t>
+      </w:r>
+    </w:p>
+    <w:p>
+      <w:pPr>
+        <w:spacing w:line="324" w:lineRule="auto" w:after="80"/>
+      </w:pPr>
+      <w:r>
+        <w:rPr w:rFonts="맑은 고딕">
+          <w:rFonts w:ascii="맑은 고딕" w:hAnsi="맑은 고딕" w:eastAsia="맑은 고딕"/>
+          <w:b w:val="0"/>
+          <w:color w:val="6B7280"/>
+          <w:sz w:val="21"/>
+        </w:rPr>
+        <w:t xml:space="preserve">· </w:t>
+      </w:r>
+      <w:r>
+        <w:rPr w:rFonts="맑은 고딕">
+          <w:rFonts w:ascii="맑은 고딕" w:hAnsi="맑은 고딕" w:eastAsia="맑은 고딕"/>
+          <w:b/>
+          <w:color w:val="1F2937"/>
+          <w:sz w:val="21"/>
+        </w:rPr>
+        <w:t xml:space="preserve">LP 인기도(판매량): </w:t>
+      </w:r>
+      <w:r>
+        <w:rPr w:rFonts="맑은 고딕">
+          <w:rFonts w:ascii="맑은 고딕" w:hAnsi="맑은 고딕" w:eastAsia="맑은 고딕"/>
+          <w:b w:val="0"/>
+          <w:sz w:val="21"/>
+        </w:rPr>
+        <w:t>발매 직후 온 나라를 뒤흔들었던 2002 한일 월드컵의 거대한 열풍과 맞물려 대대적인 상업적 결실을 맺지는 못했으나, 타이틀곡 'Orange Girl'이 라디오와 음악 방송을 통해 회자되며 감각적인 팝 애호가들 사이에서 꾸준한 지지를 얻었습니다.</w:t>
+      </w:r>
+    </w:p>
+    <w:p>
+      <w:pPr>
+        <w:spacing w:line="324" w:lineRule="auto" w:after="80"/>
+      </w:pPr>
+      <w:r>
+        <w:rPr w:rFonts="맑은 고딕">
+          <w:rFonts w:ascii="맑은 고딕" w:hAnsi="맑은 고딕" w:eastAsia="맑은 고딕"/>
+          <w:b w:val="0"/>
+          <w:color w:val="6B7280"/>
+          <w:sz w:val="21"/>
+        </w:rPr>
+        <w:t xml:space="preserve">· </w:t>
+      </w:r>
+      <w:r>
+        <w:rPr w:rFonts="맑은 고딕">
+          <w:rFonts w:ascii="맑은 고딕" w:hAnsi="맑은 고딕" w:eastAsia="맑은 고딕"/>
+          <w:b/>
+          <w:color w:val="1F2937"/>
+          <w:sz w:val="21"/>
+        </w:rPr>
+        <w:t xml:space="preserve">각종 수상경력: </w:t>
+      </w:r>
+      <w:r>
+        <w:rPr w:rFonts="맑은 고딕">
+          <w:rFonts w:ascii="맑은 고딕" w:hAnsi="맑은 고딕" w:eastAsia="맑은 고딕"/>
+          <w:b w:val="0"/>
+          <w:sz w:val="21"/>
+        </w:rPr>
+        <w:t>화려한 메이저 시상식의 트로피를 차지하진 못했으나, 평단과 마니아층 사이에서 탄탄한 보컬 화음과 음악적 완성도를 겸비한 '숨겨진 웰메이드 팝 명반'이자 2000년대 초반 걸그룹 사(史)의 귀중한 전환점으로 높이 평가받고 있습니다.</w:t>
+      </w:r>
+    </w:p>
+    <w:p>
+      <w:pPr>
+        <w:spacing w:line="324" w:lineRule="auto" w:before="200" w:after="80"/>
+      </w:pPr>
+      <w:r>
+        <w:rPr w:rFonts="맑은 고딕">
+          <w:rFonts w:ascii="맑은 고딕" w:hAnsi="맑은 고딕" w:eastAsia="맑은 고딕"/>
+          <w:b/>
+          <w:color w:val="1E3A8A"/>
+          <w:sz w:val="24"/>
+        </w:rPr>
+        <w:t>2. 아티스트 정보</w:t>
+      </w:r>
+    </w:p>
+    <w:p>
+      <w:pPr>
+        <w:spacing w:line="324" w:lineRule="auto" w:after="80"/>
+      </w:pPr>
+      <w:r>
+        <w:rPr w:rFonts="맑은 고딕">
+          <w:rFonts w:ascii="맑은 고딕" w:hAnsi="맑은 고딕" w:eastAsia="맑은 고딕"/>
+          <w:b w:val="0"/>
+          <w:color w:val="6B7280"/>
+          <w:sz w:val="21"/>
+        </w:rPr>
+        <w:t xml:space="preserve">· </w:t>
+      </w:r>
+      <w:r>
+        <w:rPr w:rFonts="맑은 고딕">
+          <w:rFonts w:ascii="맑은 고딕" w:hAnsi="맑은 고딕" w:eastAsia="맑은 고딕"/>
+          <w:b/>
+          <w:color w:val="1F2937"/>
+          <w:sz w:val="21"/>
+        </w:rPr>
+        <w:t xml:space="preserve">국적: </w:t>
+      </w:r>
+      <w:r>
+        <w:rPr w:rFonts="맑은 고딕">
+          <w:rFonts w:ascii="맑은 고딕" w:hAnsi="맑은 고딕" w:eastAsia="맑은 고딕"/>
+          <w:b w:val="0"/>
+          <w:sz w:val="21"/>
+        </w:rPr>
+        <w:t>대한민국</w:t>
+      </w:r>
+    </w:p>
+    <w:p>
+      <w:pPr>
+        <w:spacing w:line="324" w:lineRule="auto" w:after="80"/>
+      </w:pPr>
+      <w:r>
+        <w:rPr w:rFonts="맑은 고딕">
+          <w:rFonts w:ascii="맑은 고딕" w:hAnsi="맑은 고딕" w:eastAsia="맑은 고딕"/>
+          <w:b w:val="0"/>
+          <w:color w:val="6B7280"/>
+          <w:sz w:val="21"/>
+        </w:rPr>
+        <w:t xml:space="preserve">· </w:t>
+      </w:r>
+      <w:r>
+        <w:rPr w:rFonts="맑은 고딕">
+          <w:rFonts w:ascii="맑은 고딕" w:hAnsi="맑은 고딕" w:eastAsia="맑은 고딕"/>
+          <w:b/>
+          <w:color w:val="1F2937"/>
+          <w:sz w:val="21"/>
+        </w:rPr>
+        <w:t xml:space="preserve">생몰년도: </w:t>
+      </w:r>
+      <w:r>
+        <w:rPr w:rFonts="맑은 고딕">
+          <w:rFonts w:ascii="맑은 고딕" w:hAnsi="맑은 고딕" w:eastAsia="맑은 고딕"/>
+          <w:b w:val="0"/>
+          <w:sz w:val="21"/>
+        </w:rPr>
+        <w:t>2002년 결성 (2002년 ~ 2003년 활동)</w:t>
+      </w:r>
+    </w:p>
+    <w:p>
+      <w:pPr>
+        <w:spacing w:line="324" w:lineRule="auto" w:after="80"/>
+      </w:pPr>
+      <w:r>
+        <w:rPr w:rFonts="맑은 고딕">
+          <w:rFonts w:ascii="맑은 고딕" w:hAnsi="맑은 고딕" w:eastAsia="맑은 고딕"/>
+          <w:b w:val="0"/>
+          <w:color w:val="6B7280"/>
+          <w:sz w:val="21"/>
+        </w:rPr>
+        <w:t xml:space="preserve">· </w:t>
+      </w:r>
+      <w:r>
+        <w:rPr w:rFonts="맑은 고딕">
+          <w:rFonts w:ascii="맑은 고딕" w:hAnsi="맑은 고딕" w:eastAsia="맑은 고딕"/>
+          <w:b/>
+          <w:color w:val="1F2937"/>
+          <w:sz w:val="21"/>
+        </w:rPr>
+        <w:t xml:space="preserve">그룹 소속: </w:t>
+      </w:r>
+      <w:r>
+        <w:rPr w:rFonts="맑은 고딕">
+          <w:rFonts w:ascii="맑은 고딕" w:hAnsi="맑은 고딕" w:eastAsia="맑은 고딕"/>
+          <w:b w:val="0"/>
+          <w:sz w:val="21"/>
+        </w:rPr>
+        <w:t>3인조 여성 그룹 (조은별, 전혜빈, 오연서)</w:t>
+      </w:r>
+    </w:p>
+    <w:p>
+      <w:pPr>
+        <w:spacing w:line="324" w:lineRule="auto" w:after="80"/>
+      </w:pPr>
+      <w:r>
+        <w:rPr w:rFonts="맑은 고딕">
+          <w:rFonts w:ascii="맑은 고딕" w:hAnsi="맑은 고딕" w:eastAsia="맑은 고딕"/>
+          <w:b w:val="0"/>
+          <w:color w:val="6B7280"/>
+          <w:sz w:val="21"/>
+        </w:rPr>
+        <w:t xml:space="preserve">· </w:t>
+      </w:r>
+      <w:r>
+        <w:rPr w:rFonts="맑은 고딕">
+          <w:rFonts w:ascii="맑은 고딕" w:hAnsi="맑은 고딕" w:eastAsia="맑은 고딕"/>
+          <w:b/>
+          <w:color w:val="1F2937"/>
+          <w:sz w:val="21"/>
+        </w:rPr>
+        <w:t xml:space="preserve">아티스트 소개: </w:t>
+      </w:r>
+      <w:r>
+        <w:rPr w:rFonts="맑은 고딕">
+          <w:rFonts w:ascii="맑은 고딕" w:hAnsi="맑은 고딕" w:eastAsia="맑은 고딕"/>
+          <w:b w:val="0"/>
+          <w:sz w:val="21"/>
+        </w:rPr>
+        <w:t>메인 보컬 조은별의 흔들림 없는 가창력과 전혜빈의 역동적인 리듬감, 오연서의 맑고 우아한 음색이 완벽한 3중주를 이룬 실력파 보컬 그룹입니다. 비록 그룹으로서의 여정은 짧았으나, 멤버 개개인이 품고 있던 비범한 예술적 재능은 훗날 뮤지컬과 연기, 대중음악계 전반으로 뻗어나가 각자의 독보적인 위상을 구축하는 찬란한 밑거름이 되었습니다.</w:t>
+      </w:r>
+    </w:p>
+    <w:p>
+      <w:pPr>
+        <w:spacing w:line="324" w:lineRule="auto" w:before="200" w:after="80"/>
+      </w:pPr>
+      <w:r>
+        <w:rPr w:rFonts="맑은 고딕">
+          <w:rFonts w:ascii="맑은 고딕" w:hAnsi="맑은 고딕" w:eastAsia="맑은 고딕"/>
+          <w:b/>
+          <w:color w:val="1E3A8A"/>
+          <w:sz w:val="24"/>
+        </w:rPr>
+        <w:t>3. 음반 상세 분석</w:t>
+      </w:r>
+    </w:p>
+    <w:p>
+      <w:pPr>
+        <w:spacing w:line="324" w:lineRule="auto" w:after="80"/>
+      </w:pPr>
+      <w:r>
+        <w:rPr w:rFonts="맑은 고딕">
+          <w:rFonts w:ascii="맑은 고딕" w:hAnsi="맑은 고딕" w:eastAsia="맑은 고딕"/>
+          <w:b w:val="0"/>
+          <w:color w:val="6B7280"/>
+          <w:sz w:val="21"/>
+        </w:rPr>
+        <w:t xml:space="preserve">· </w:t>
+      </w:r>
+      <w:r>
+        <w:rPr w:rFonts="맑은 고딕">
+          <w:rFonts w:ascii="맑은 고딕" w:hAnsi="맑은 고딕" w:eastAsia="맑은 고딕"/>
+          <w:b/>
+          <w:color w:val="1F2937"/>
+          <w:sz w:val="21"/>
+        </w:rPr>
+        <w:t xml:space="preserve">역사적 위치: </w:t>
+      </w:r>
+      <w:r>
+        <w:rPr w:rFonts="맑은 고딕">
+          <w:rFonts w:ascii="맑은 고딕" w:hAnsi="맑은 고딕" w:eastAsia="맑은 고딕"/>
+          <w:b w:val="0"/>
+          <w:sz w:val="21"/>
+        </w:rPr>
+        <w:t>밀레니엄 전환기 유로팝과 댄스, 세련된 어번(Urban) R&amp;B의 문법을 한국적 정서로 유려하게 직조해 낸 기념비적 앨범입니다. 과도한 전자음 대신 보컬의 결을 살린 어쿠스틱한 공간감과 정교한 편곡은 당시 쏟아져 나오던 기획형 댄스 음악들과 차별화되는 음악사적 깊이를 보여줍니다.</w:t>
+      </w:r>
+    </w:p>
+    <w:p>
+      <w:pPr>
+        <w:spacing w:line="324" w:lineRule="auto" w:after="80"/>
+      </w:pPr>
+      <w:r>
+        <w:rPr w:rFonts="맑은 고딕">
+          <w:rFonts w:ascii="맑은 고딕" w:hAnsi="맑은 고딕" w:eastAsia="맑은 고딕"/>
+          <w:b w:val="0"/>
+          <w:color w:val="6B7280"/>
+          <w:sz w:val="21"/>
+        </w:rPr>
+        <w:t xml:space="preserve">· </w:t>
+      </w:r>
+      <w:r>
+        <w:rPr w:rFonts="맑은 고딕">
+          <w:rFonts w:ascii="맑은 고딕" w:hAnsi="맑은 고딕" w:eastAsia="맑은 고딕"/>
+          <w:b/>
+          <w:color w:val="1F2937"/>
+          <w:sz w:val="21"/>
+        </w:rPr>
+        <w:t xml:space="preserve">시대의 흔적(스토리텔링): </w:t>
+      </w:r>
+      <w:r>
+        <w:rPr w:rFonts="맑은 고딕">
+          <w:rFonts w:ascii="맑은 고딕" w:hAnsi="맑은 고딕" w:eastAsia="맑은 고딕"/>
+          <w:b w:val="0"/>
+          <w:sz w:val="21"/>
+        </w:rPr>
+        <w:t>2002년 여름, 붉은 함성과 쏟아지는 햇살 아래에서 자신만의 색채를 당당히 노래하던 Y2K 세대의 순수성과 낭만을 투영하고 있습니다. 카세트테이프와 CD 플레이어를 품에 안고 멜로디 하나에 가슴 설레어 하던 그 시절 청춘들의 풋풋한 연서(戀書)와도 같은 음반입니다.</w:t>
+      </w:r>
+    </w:p>
+    <w:p>
+      <w:pPr>
+        <w:spacing w:line="324" w:lineRule="auto" w:before="200" w:after="80"/>
+      </w:pPr>
+      <w:r>
+        <w:rPr w:rFonts="맑은 고딕">
+          <w:rFonts w:ascii="맑은 고딕" w:hAnsi="맑은 고딕" w:eastAsia="맑은 고딕"/>
+          <w:b/>
+          <w:color w:val="1E3A8A"/>
+          <w:sz w:val="24"/>
+        </w:rPr>
+        <w:t>4. 주요 수록곡 및 감상 제언</w:t>
+      </w:r>
+    </w:p>
+    <w:p>
+      <w:pPr>
+        <w:spacing w:line="324" w:lineRule="auto" w:after="80"/>
+      </w:pPr>
+      <w:r>
+        <w:rPr w:rFonts="맑은 고딕">
+          <w:rFonts w:ascii="맑은 고딕" w:hAnsi="맑은 고딕" w:eastAsia="맑은 고딕"/>
+          <w:b w:val="0"/>
+          <w:color w:val="6B7280"/>
+          <w:sz w:val="21"/>
+        </w:rPr>
+        <w:t xml:space="preserve">· </w:t>
+      </w:r>
+      <w:r>
+        <w:rPr w:rFonts="맑은 고딕">
+          <w:rFonts w:ascii="맑은 고딕" w:hAnsi="맑은 고딕" w:eastAsia="맑은 고딕"/>
+          <w:b/>
+          <w:color w:val="1F2937"/>
+          <w:sz w:val="21"/>
+        </w:rPr>
+        <w:t xml:space="preserve">주요 수록곡 특징: </w:t>
+      </w:r>
+      <w:r>
+        <w:rPr w:rFonts="맑은 고딕">
+          <w:rFonts w:ascii="맑은 고딕" w:hAnsi="맑은 고딕" w:eastAsia="맑은 고딕"/>
+          <w:b w:val="0"/>
+          <w:sz w:val="21"/>
+        </w:rPr>
+        <w:t>브라스 세션의 톡톡 튀는 질감과 맑은 보컬이 조화를 이루는 대표곡 'Orange Girl', 현악 오케스트레이션과 애절한 하모니가 가슴을 적시는 정통 발라드 'Tears', 유려한 멜로디 감각과 세련된 감수성이 돋보이는 'I Still Believe In You' 등 다채로운 팝의 미학을 고루 담아냈습니다.</w:t>
+      </w:r>
+    </w:p>
+    <w:p>
+      <w:pPr>
+        <w:spacing w:line="324" w:lineRule="auto" w:after="80"/>
+      </w:pPr>
+      <w:r>
+        <w:rPr w:rFonts="맑은 고딕">
+          <w:rFonts w:ascii="맑은 고딕" w:hAnsi="맑은 고딕" w:eastAsia="맑은 고딕"/>
+          <w:b w:val="0"/>
+          <w:color w:val="6B7280"/>
+          <w:sz w:val="21"/>
+        </w:rPr>
+        <w:t xml:space="preserve">· </w:t>
+      </w:r>
+      <w:r>
+        <w:rPr w:rFonts="맑은 고딕">
+          <w:rFonts w:ascii="맑은 고딕" w:hAnsi="맑은 고딕" w:eastAsia="맑은 고딕"/>
+          <w:b/>
+          <w:color w:val="1F2937"/>
+          <w:sz w:val="21"/>
+        </w:rPr>
+        <w:t xml:space="preserve">빈티지 감상 제언: </w:t>
+      </w:r>
+      <w:r>
+        <w:rPr w:rFonts="맑은 고딕">
+          <w:rFonts w:ascii="맑은 고딕" w:hAnsi="맑은 고딕" w:eastAsia="맑은 고딕"/>
+          <w:b w:val="0"/>
+          <w:sz w:val="21"/>
+        </w:rPr>
+        <w:t>턴테이블의 스타일러스가 소리골을 유영하며 자아내는 특유의 따스한 질감은 디지털 음원이 줄 수 없는 보컬의 온기와 잔향을 극대화합니다. 특히 진공관 앰프를 매칭하여 감상할 때 풍성하게 살아나는 중저역의 베이스라인과 어쿠스틱 스트링의 질감은 2000년대 초반의 노스탤지어를 극적으로 복원해 냅니다.</w:t>
+      </w:r>
+    </w:p>
+    <w:p>
+      <w:pPr>
+        <w:spacing w:line="324" w:lineRule="auto" w:after="80"/>
+      </w:pPr>
+      <w:r>
+        <w:rPr w:rFonts="맑은 고딕">
+          <w:rFonts w:ascii="맑은 고딕" w:hAnsi="맑은 고딕" w:eastAsia="맑은 고딕"/>
+          <w:b w:val="0"/>
+          <w:color w:val="6B7280"/>
+          <w:sz w:val="21"/>
+        </w:rPr>
+        <w:t xml:space="preserve">· </w:t>
+      </w:r>
+      <w:r>
+        <w:rPr w:rFonts="맑은 고딕">
+          <w:rFonts w:ascii="맑은 고딕" w:hAnsi="맑은 고딕" w:eastAsia="맑은 고딕"/>
+          <w:b/>
+          <w:color w:val="1F2937"/>
+          <w:sz w:val="21"/>
+        </w:rPr>
+        <w:t xml:space="preserve">소장 가치: </w:t>
+      </w:r>
+      <w:r>
+        <w:rPr w:rFonts="맑은 고딕">
+          <w:rFonts w:ascii="맑은 고딕" w:hAnsi="맑은 고딕" w:eastAsia="맑은 고딕"/>
+          <w:b w:val="0"/>
+          <w:sz w:val="21"/>
+        </w:rPr>
+        <w:t>단 한 장의 앨범을 끝으로 전설처럼 남아버린 LUV의 유일무이한 공식 결과물이자, 한국 대중문화의 주역이 된 아티스트들의 가장 찬란했던 서막을 증명하는 아카이브로서 바이닐 수집가들에게 매우 높은 희소성과 가치를 지닙니다.</w:t>
+      </w:r>
+    </w:p>
+    <w:p>
+      <w:pPr>
+        <w:spacing w:line="324" w:lineRule="auto" w:after="120" w:before="160"/>
+      </w:pPr>
+      <w:r>
+        <w:rPr w:rFonts="맑은 고딕">
+          <w:rFonts w:ascii="맑은 고딕" w:hAnsi="맑은 고딕" w:eastAsia="맑은 고딕"/>
+          <w:b/>
+          <w:color w:val="4338CA"/>
+          <w:sz w:val="21"/>
+        </w:rPr>
+        <w:t>이 음반을 통해 푸르렀던 시절의 싱그러운 숨결과 아날로그 바늘 끝에서 피어나는 아련한 낭만이 전해주는 감동을 다시 한번 경험해 보시는 것은 어떨까요?</w:t>
       </w:r>
     </w:p>
     <w:sectPr>
       <w:pgSz w:w="12240" w:h="15840"/>
-      <w:pgMar w:top="1440" w:right="1440" w:bottom="1440" w:left="1440" w:header="720" w:footer="720" w:gutter="0"/>
+      <w:pgMar w:top="1152" w:right="1296" w:bottom="1152" w:left="1296" w:header="720" w:footer="720" w:gutter="0"/>
       <w:cols w:space="720"/>
       <w:docGrid w:linePitch="360"/>
     </w:sectPr>

--- a/word_reports/LP_0227_위치_157_LUV_With Luv.docx
+++ b/word_reports/LP_0227_위치_157_LUV_With Luv.docx
@@ -32,7 +32,7 @@
     </w:p>
     <w:p>
       <w:pPr>
-        <w:spacing w:line="324" w:lineRule="auto" w:before="80" w:after="160"/>
+        <w:spacing w:line="324" w:lineRule="auto" w:before="80" w:after="120"/>
       </w:pPr>
       <w:r>
         <w:rPr w:rFonts="맑은 고딕">
@@ -42,13 +42,6 @@
           <w:sz w:val="22"/>
         </w:rPr>
         <w:t xml:space="preserve">[음반 소개] </w:t>
-      </w:r>
-      <w:r>
-        <w:rPr w:rFonts="맑은 고딕">
-          <w:rFonts w:ascii="맑은 고딕" w:hAnsi="맑은 고딕" w:eastAsia="맑은 고딕"/>
-          <w:b w:val="0"/>
-          <w:sz w:val="21"/>
-        </w:rPr>
       </w:r>
     </w:p>
     <w:p>
@@ -61,7 +54,33 @@
           <w:b w:val="0"/>
           <w:sz w:val="21"/>
         </w:rPr>
-        <w:t>새천년의 문턱을 지나 불어오던 2000년대 초반의 싱그러운 설렘과 낭만을 투명하게 박제해 놓은 보석 같은 음반입니다. 훗날 한국 대중문화계를 빛내게 될 세 소녀의 풋풋한 숨결과 순수한 음악적 열정이 정교한 팝 멜로디의 선율 속에 오롯이 스며있습니다. 시대의 뜨거운 환호성 너머로 짧지만 찬란하게 타올랐던 이 작품은, 아련한 청춘의 잔상을 어루만지며 오늘날까지도 귓가에 우아하고 깊은 울림을 전합니다.</w:t>
+        <w:t>새천년의 문을 열며 한국 대중음악계는 디지털 혁명과 글로벌화의 물결 속에서 전례 없는 격변기를 통과하고 있었습니다. 2002년 한일 월드컵의 열기가 온 나라를 뜨겁게 달구던 그 찬란한 계절, 세 명의 풋풋한 소녀들로 구성된 보컬 댄스 트리오 LUV(루브—은별, 빈, 햇님)는 앨범 《With Luv》를 세상에 내어놓으며 가요계에 신선한 파동을 일으켰습니다. 당시 핑클과 S.E.S.가 일구어 놓은 1세대 걸그룹의 황금기 끝자락에서, 루브는 단순한 기획 상품에 머물지 않고 보컬의 단단한 조화와 발랄하면서도 성숙한 서정미를 동시에 지닌 독자적인 음악적 색채를 야심 차게 제시했습니다.</w:t>
+      </w:r>
+    </w:p>
+    <w:p>
+      <w:pPr>
+        <w:spacing w:line="324" w:lineRule="auto" w:after="120"/>
+      </w:pPr>
+      <w:r>
+        <w:rPr w:rFonts="맑은 고딕">
+          <w:rFonts w:ascii="맑은 고딕" w:hAnsi="맑은 고딕" w:eastAsia="맑은 고딕"/>
+          <w:b w:val="0"/>
+          <w:sz w:val="21"/>
+        </w:rPr>
+        <w:t>이 음반은 틴팝(Teen-Pop)과 세련된 R&amp;B 댄스, 감미로운 미디엄 템포 발라드가 유기적으로 직조된 당대 웰메이드 팝의 모범을 보여줍니다. 타이틀곡 ‘Orange Girl’에서 터져 나오는 청량한 에너지는 풋풋한 청춘의 열정과 싱그러움을 여과 없이 담아내었으며, 후속곡 ‘Tears’를 비롯한 수록곡들은 멤버 개개인의 보컬 역량이 결코 가볍지 않음을 명징하게 증명해 보였습니다. 비록 월드컵이라는 국가적 축제의 거대한 파도에 가려 상업적으로 만개하지는 못했으나, 앨범에 깃든 정교한 편곡과 멜로디의 미학은 2000년대 초반 K-Pop 태동기의 실험 정신과 순수한 생명력을 오롯이 품고 있습니다.</w:t>
+      </w:r>
+    </w:p>
+    <w:p>
+      <w:pPr>
+        <w:spacing w:line="324" w:lineRule="auto" w:after="120"/>
+      </w:pPr>
+      <w:r>
+        <w:rPr w:rFonts="맑은 고딕">
+          <w:rFonts w:ascii="맑은 고딕" w:hAnsi="맑은 고딕" w:eastAsia="맑은 고딕"/>
+          <w:b w:val="0"/>
+          <w:sz w:val="21"/>
+        </w:rPr>
+        <w:t>세월이 흘러 멤버들은 각자의 영역에서 눈부신 성취를 거두며 대중문화의 중심인물로 성장했지만, 이들이 함께 빚어낸 유일무이한 합작품 《With Luv》는 여전히 아련한 노스탤지어를 자아냅니다. 턴테이블의 바늘이 회전하며 아날로그의 질감으로 소환하는 2002년의 선율은, 그 시절 꿈을 품고 무대에 올랐던 소녀들의 진솔한 고백이자 지나간 찬란한 봄날을 회상하게 만드는 따스한 시간의 기록입니다. 트렌드의 급류 속에서도 변치 않는 서정의 미덕을 간직한 이 음반은, 오늘날 다시 마주할 때 비로소 그 진가를 온전히 발하는 숨은 명작이라 할 수 있습니다.</w:t>
       </w:r>
     </w:p>
     <w:p>
@@ -168,7 +187,7 @@
           <w:b w:val="0"/>
           <w:sz w:val="21"/>
         </w:rPr>
-        <w:t>2002년 5월, 당대 한국 대중음악계의 세련된 프로듀싱 역량을 집약하여 정규 1집으로 선보인 작품으로, 틴팝(Teen-pop)의 경쾌함과 서정적인 감성 발라드가 절묘한 균형을 이루고 있는 수작입니다.</w:t>
+        <w:t>2002년 5월, 사이더스HQ(SidusHQ)를 통해 기획·제작되어 당대 유수의 작곡진과 세션이 참여한 정규 1집 데뷔 앨범</w:t>
       </w:r>
     </w:p>
     <w:p>
@@ -199,7 +218,7 @@
           <w:b w:val="0"/>
           <w:sz w:val="21"/>
         </w:rPr>
-        <w:t>발매 직후 온 나라를 뒤흔들었던 2002 한일 월드컵의 거대한 열풍과 맞물려 대대적인 상업적 결실을 맺지는 못했으나, 타이틀곡 'Orange Girl'이 라디오와 음악 방송을 통해 회자되며 감각적인 팝 애호가들 사이에서 꾸준한 지지를 얻었습니다.</w:t>
+        <w:t>2002년 한일 월드컵 열풍과 맞물려 상업적 폭발력은 다소 제한적이었으나, 타이틀곡 'Orange Girl'의 개성 넘치는 가사와 감각적인 무대로 음악 팬들과 방송가에 강렬한 인상을 남기며 꾸준한 스테디셀러로 회자됨</w:t>
       </w:r>
     </w:p>
     <w:p>
@@ -230,7 +249,7 @@
           <w:b w:val="0"/>
           <w:sz w:val="21"/>
         </w:rPr>
-        <w:t>화려한 메이저 시상식의 트로피를 차지하진 못했으나, 평단과 마니아층 사이에서 탄탄한 보컬 화음과 음악적 완성도를 겸비한 '숨겨진 웰메이드 팝 명반'이자 2000년대 초반 걸그룹 사(史)의 귀중한 전환점으로 높이 평가받고 있습니다.</w:t>
+        <w:t>공식 대형 시상식 수상의 기록보다는 훗날 배우 및 뮤지컬 스타(전혜빈, 오연서, 조은별)로 대성한 멤버들의 음악적 시원(始原)으로서 음악 평단 및 대중문화사적 재평가를 받음</w:t>
       </w:r>
     </w:p>
     <w:p>
@@ -337,7 +356,7 @@
           <w:b w:val="0"/>
           <w:sz w:val="21"/>
         </w:rPr>
-        <w:t>3인조 여성 그룹 (조은별, 전혜빈, 오연서)</w:t>
+        <w:t>3인조 여성 보컬/댄스 그룹 (조은별, 빈/전혜빈, 햇님/오연서)</w:t>
       </w:r>
     </w:p>
     <w:p>
@@ -368,7 +387,7 @@
           <w:b w:val="0"/>
           <w:sz w:val="21"/>
         </w:rPr>
-        <w:t>메인 보컬 조은별의 흔들림 없는 가창력과 전혜빈의 역동적인 리듬감, 오연서의 맑고 우아한 음색이 완벽한 3중주를 이룬 실력파 보컬 그룹입니다. 비록 그룹으로서의 여정은 짧았으나, 멤버 개개인이 품고 있던 비범한 예술적 재능은 훗날 뮤지컬과 연기, 대중음악계 전반으로 뻗어나가 각자의 독보적인 위상을 구축하는 찬란한 밑거름이 되었습니다.</w:t>
+        <w:t>뮤지컬 배우로 자리매김한 조은별의 탄탄한 가창력, 훗날 만능 엔터테이너로 활약한 전혜빈의 탁월한 댄스 감각, 그리고 브라운관을 사로잡은 배우 오연서의 청초한 비주얼이 완벽한 앙상블을 이룬 팀입니다. 비록 단 한 장의 앨범을 남기고 해체되었으나, 2000년대 초반 K-Pop의 유려한 멜로디와 하모니를 탐미주의적 시선으로 담아낸 독창적인 3인조 트리오였습니다.</w:t>
       </w:r>
     </w:p>
     <w:p>
@@ -413,7 +432,7 @@
           <w:b w:val="0"/>
           <w:sz w:val="21"/>
         </w:rPr>
-        <w:t>밀레니엄 전환기 유로팝과 댄스, 세련된 어번(Urban) R&amp;B의 문법을 한국적 정서로 유려하게 직조해 낸 기념비적 앨범입니다. 과도한 전자음 대신 보컬의 결을 살린 어쿠스틱한 공간감과 정교한 편곡은 당시 쏟아져 나오던 기획형 댄스 음악들과 차별화되는 음악사적 깊이를 보여줍니다.</w:t>
+        <w:t>1세대 걸그룹의 전성기 마무리와 2세대 아이돌 태동기 사이의 과도기적 가교를 잇는 수작으로, 틴팝과 감성 발라드, 어번 댄스를 아우르는 폭넓은 스펙트럼을 통해 당시 한국 팝 음악계의 세련된 프로듀싱 역량을 입증한 앨범입니다.</w:t>
       </w:r>
     </w:p>
     <w:p>
@@ -444,7 +463,7 @@
           <w:b w:val="0"/>
           <w:sz w:val="21"/>
         </w:rPr>
-        <w:t>2002년 여름, 붉은 함성과 쏟아지는 햇살 아래에서 자신만의 색채를 당당히 노래하던 Y2K 세대의 순수성과 낭만을 투영하고 있습니다. 카세트테이프와 CD 플레이어를 품에 안고 멜로디 하나에 가슴 설레어 하던 그 시절 청춘들의 풋풋한 연서(戀書)와도 같은 음반입니다.</w:t>
+        <w:t>붉은 악마의 환호성과 유라시아를 뒤흔들던 열기 속에서, 2000년대 초반 네티즌 문화의 태동과 함께 피어난 풋풋하고 발랄한 청춘의 공기를 오롯이 담고 있습니다. 통신 매체의 발달과 함께 세기말의 무거움을 벗어던진 밝고 투명한 세대의 감수성이 앨범 전반에 깊게 배어 있습니다.</w:t>
       </w:r>
     </w:p>
     <w:p>
@@ -489,7 +508,99 @@
           <w:b w:val="0"/>
           <w:sz w:val="21"/>
         </w:rPr>
-        <w:t>브라스 세션의 톡톡 튀는 질감과 맑은 보컬이 조화를 이루는 대표곡 'Orange Girl', 현악 오케스트레이션과 애절한 하모니가 가슴을 적시는 정통 발라드 'Tears', 유려한 멜로디 감각과 세련된 감수성이 돋보이는 'I Still Believe In You' 등 다채로운 팝의 미학을 고루 담아냈습니다.</w:t>
+      </w:r>
+    </w:p>
+    <w:p>
+      <w:pPr>
+        <w:spacing w:line="324" w:lineRule="auto" w:after="80"/>
+      </w:pPr>
+      <w:r>
+        <w:rPr w:rFonts="맑은 고딕">
+          <w:rFonts w:ascii="맑은 고딕" w:hAnsi="맑은 고딕" w:eastAsia="맑은 고딕"/>
+          <w:b w:val="0"/>
+          <w:color w:val="6B7280"/>
+          <w:sz w:val="21"/>
+        </w:rPr>
+        <w:t xml:space="preserve">· </w:t>
+      </w:r>
+      <w:r>
+        <w:rPr w:rFonts="맑은 고딕">
+          <w:rFonts w:ascii="맑은 고딕" w:hAnsi="맑은 고딕" w:eastAsia="맑은 고딕"/>
+          <w:b/>
+          <w:color w:val="1F2937"/>
+          <w:sz w:val="21"/>
+        </w:rPr>
+        <w:t xml:space="preserve">'Orange Girl': </w:t>
+      </w:r>
+      <w:r>
+        <w:rPr w:rFonts="맑은 고딕">
+          <w:rFonts w:ascii="맑은 고딕" w:hAnsi="맑은 고딕" w:eastAsia="맑은 고딕"/>
+          <w:b w:val="0"/>
+          <w:sz w:val="21"/>
+        </w:rPr>
+        <w:t>펑키한 리듬과 중독성 있는 노랫말, 경쾌한 브라스 사운드가 어우러져 당대 청소년들의 발랄한 감성을 극대화한 대표 타이틀 명곡</w:t>
+      </w:r>
+    </w:p>
+    <w:p>
+      <w:pPr>
+        <w:spacing w:line="324" w:lineRule="auto" w:after="80"/>
+      </w:pPr>
+      <w:r>
+        <w:rPr w:rFonts="맑은 고딕">
+          <w:rFonts w:ascii="맑은 고딕" w:hAnsi="맑은 고딕" w:eastAsia="맑은 고딕"/>
+          <w:b w:val="0"/>
+          <w:color w:val="6B7280"/>
+          <w:sz w:val="21"/>
+        </w:rPr>
+        <w:t xml:space="preserve">· </w:t>
+      </w:r>
+      <w:r>
+        <w:rPr w:rFonts="맑은 고딕">
+          <w:rFonts w:ascii="맑은 고딕" w:hAnsi="맑은 고딕" w:eastAsia="맑은 고딕"/>
+          <w:b/>
+          <w:color w:val="1F2937"/>
+          <w:sz w:val="21"/>
+        </w:rPr>
+        <w:t xml:space="preserve">'Tears': </w:t>
+      </w:r>
+      <w:r>
+        <w:rPr w:rFonts="맑은 고딕">
+          <w:rFonts w:ascii="맑은 고딕" w:hAnsi="맑은 고딕" w:eastAsia="맑은 고딕"/>
+          <w:b w:val="0"/>
+          <w:sz w:val="21"/>
+        </w:rPr>
+        <w:t>세 멤버의 애절한 감정선과 섬세한 보컬 화음이 돋보이는 마이너 발라드로, 멜로디의 기승전결이 유려하게 직조된 숨은 보석</w:t>
+      </w:r>
+    </w:p>
+    <w:p>
+      <w:pPr>
+        <w:spacing w:line="324" w:lineRule="auto" w:after="80"/>
+      </w:pPr>
+      <w:r>
+        <w:rPr w:rFonts="맑은 고딕">
+          <w:rFonts w:ascii="맑은 고딕" w:hAnsi="맑은 고딕" w:eastAsia="맑은 고딕"/>
+          <w:b w:val="0"/>
+          <w:color w:val="6B7280"/>
+          <w:sz w:val="21"/>
+        </w:rPr>
+        <w:t xml:space="preserve">· </w:t>
+      </w:r>
+      <w:r>
+        <w:rPr w:rFonts="맑은 고딕">
+          <w:rFonts w:ascii="맑은 고딕" w:hAnsi="맑은 고딕" w:eastAsia="맑은 고딕"/>
+          <w:b/>
+          <w:color w:val="1F2937"/>
+          <w:sz w:val="21"/>
+        </w:rPr>
+        <w:t xml:space="preserve">'I Still Believe in You': </w:t>
+      </w:r>
+      <w:r>
+        <w:rPr w:rFonts="맑은 고딕">
+          <w:rFonts w:ascii="맑은 고딕" w:hAnsi="맑은 고딕" w:eastAsia="맑은 고딕"/>
+          <w:b w:val="0"/>
+          <w:sz w:val="21"/>
+        </w:rPr>
+        <w:t>따뜻한 어쿠스틱 사운드 위에 얹힌 감미로운 하모니가 서정적인 여운을 남기는 미디엄 템포 트랙</w:t>
       </w:r>
     </w:p>
     <w:p>
@@ -520,7 +631,7 @@
           <w:b w:val="0"/>
           <w:sz w:val="21"/>
         </w:rPr>
-        <w:t>턴테이블의 스타일러스가 소리골을 유영하며 자아내는 특유의 따스한 질감은 디지털 음원이 줄 수 없는 보컬의 온기와 잔향을 극대화합니다. 특히 진공관 앰프를 매칭하여 감상할 때 풍성하게 살아나는 중저역의 베이스라인과 어쿠스틱 스트링의 질감은 2000년대 초반의 노스탤지어를 극적으로 복원해 냅니다.</w:t>
+        <w:t>진공관 앰프의 온기와 턴테이블 카트리지가 긁어내는 섬세한 그루브를 통해 감상할 때, 디지털 음원에서 느끼기 어려운 2000년대 초반 아날로그 믹싱 특유의 포근하고 풍성한 보컬 잔향과 생생한 베이스라인을 온몸으로 체감할 수 있습니다.</w:t>
       </w:r>
     </w:p>
     <w:p>
@@ -551,7 +662,7 @@
           <w:b w:val="0"/>
           <w:sz w:val="21"/>
         </w:rPr>
-        <w:t>단 한 장의 앨범을 끝으로 전설처럼 남아버린 LUV의 유일무이한 공식 결과물이자, 한국 대중문화의 주역이 된 아티스트들의 가장 찬란했던 서막을 증명하는 아카이브로서 바이닐 수집가들에게 매우 높은 희소성과 가치를 지닙니다.</w:t>
+        <w:t>단 한 장의 정규 음반만을 남긴 채 각자의 길을 걷게 된 아티스트의 유일무이한 기록물이라는 점, 그리고 훗날 대한민국 대중문화를 빛낸 주역들의 가장 순수했던 청춘의 한 페이지를 음반으로 간직할 수 있다는 점에서 대체 불가능한 아카이브적 소장 가치를 지닙니다.</w:t>
       </w:r>
     </w:p>
     <w:p>
@@ -565,7 +676,7 @@
           <w:color w:val="4338CA"/>
           <w:sz w:val="21"/>
         </w:rPr>
-        <w:t>이 음반을 통해 푸르렀던 시절의 싱그러운 숨결과 아날로그 바늘 끝에서 피어나는 아련한 낭만이 전해주는 감동을 다시 한번 경험해 보시는 것은 어떨까요?</w:t>
+        <w:t>이 음반을 통해 푸르른 청춘의 숨결과 2000년대 초반의 찬란했던 시절이 전해주는 감동을 다시 한번 경험해 보시는 것은 어떨까요?</w:t>
       </w:r>
     </w:p>
     <w:sectPr>
